--- a/corpus/synthetic/inline-image-mixed__009.docx
+++ b/corpus/synthetic/inline-image-mixed__009.docx
@@ -4,10 +4,9 @@
   <w:body>
     <w:p>
       <w:r>
-        <w:rPr/>
         <w:drawing>
-          <wp:inline>
-            <wp:extent cx="914400" cy="914400"/>
+          <wp:anchor>
+            <wp:extent cx="914400" cy="457200"/>
             <a:graphic xmlns:a="http://schemas.openxmlformats.org/drawingml/2006/main">
               <a:graphicData uri="http://schemas.openxmlformats.org/drawingml/2006/picture">
                 <pic:pic>
@@ -17,21 +16,7 @@
                 </pic:pic>
               </a:graphicData>
             </a:graphic>
-          </wp:inline>
-        </w:drawing>
-        <w:drawing>
-          <wp:inline>
-            <wp:extent cx="457200" cy="457200"/>
-            <a:graphic xmlns:a="http://schemas.openxmlformats.org/drawingml/2006/main">
-              <a:graphicData uri="http://schemas.openxmlformats.org/drawingml/2006/picture">
-                <pic:pic>
-                  <pic:blipFill>
-                    <a:blip r:embed="rId10"/>
-                  </pic:blipFill>
-                </pic:pic>
-              </a:graphicData>
-            </a:graphic>
-          </wp:inline>
+          </wp:anchor>
         </w:drawing>
       </w:r>
     </w:p>
